--- a/docs/draft_new_modules/03_descriptive_stats/03_descriptive_stats_lecture.docx
+++ b/docs/draft_new_modules/03_descriptive_stats/03_descriptive_stats_lecture.docx
@@ -29,7 +29,7 @@
     <w:bookmarkStart w:id="14" w:name="where-we-left-off"/>
     <w:p>
       <w:pPr>
-        <w:pStyle w:val="Heading1"/>
+        <w:pStyle w:val="Heading2"/>
       </w:pPr>
       <w:r>
         <w:t xml:space="preserve">Where We Left Off</w:t>
@@ -539,7 +539,7 @@
     <w:bookmarkStart w:id="20" w:name="part-1-our-question-revisited"/>
     <w:p>
       <w:pPr>
-        <w:pStyle w:val="Heading1"/>
+        <w:pStyle w:val="Heading2"/>
       </w:pPr>
       <w:r>
         <w:t xml:space="preserve">Part 1 · Our Question, Revisited</w:t>
@@ -1035,7 +1035,7 @@
     <w:bookmarkStart w:id="25" w:name="part-2-the-mean"/>
     <w:p>
       <w:pPr>
-        <w:pStyle w:val="Heading1"/>
+        <w:pStyle w:val="Heading2"/>
       </w:pPr>
       <w:r>
         <w:t xml:space="preserve">Part 2 · The Mean</w:t>
@@ -1705,7 +1705,7 @@
     <w:bookmarkStart w:id="28" w:name="part-3-the-median"/>
     <w:p>
       <w:pPr>
-        <w:pStyle w:val="Heading1"/>
+        <w:pStyle w:val="Heading2"/>
       </w:pPr>
       <w:r>
         <w:t xml:space="preserve">Part 3 · The Median</w:t>
@@ -2198,7 +2198,7 @@
     <w:bookmarkStart w:id="33" w:name="part-4-variance-and-standard-deviation"/>
     <w:p>
       <w:pPr>
-        <w:pStyle w:val="Heading1"/>
+        <w:pStyle w:val="Heading2"/>
       </w:pPr>
       <w:r>
         <w:t xml:space="preserve">Part 4 · Variance and Standard Deviation</w:t>
@@ -2844,7 +2844,7 @@
     <w:bookmarkStart w:id="42" w:name="part-5-the-length-trap"/>
     <w:p>
       <w:pPr>
-        <w:pStyle w:val="Heading1"/>
+        <w:pStyle w:val="Heading2"/>
       </w:pPr>
       <w:r>
         <w:t xml:space="preserve">Part 5 · The</w:t>
@@ -3799,7 +3799,7 @@
     <w:bookmarkStart w:id="45" w:name="fix-sumis.na"/>
     <w:p>
       <w:pPr>
-        <w:pStyle w:val="Heading1"/>
+        <w:pStyle w:val="Heading2"/>
       </w:pPr>
       <w:r>
         <w:t xml:space="preserve">Fix —</w:t>
@@ -4412,7 +4412,7 @@
     <w:bookmarkStart w:id="48" w:name="part-6-standard-error"/>
     <w:p>
       <w:pPr>
-        <w:pStyle w:val="Heading1"/>
+        <w:pStyle w:val="Heading2"/>
       </w:pPr>
       <w:r>
         <w:t xml:space="preserve">Part 6 · Standard Error</w:t>
@@ -5034,7 +5034,7 @@
     <w:bookmarkStart w:id="51" w:name="all-stats-one-group-base-r"/>
     <w:p>
       <w:pPr>
-        <w:pStyle w:val="Heading1"/>
+        <w:pStyle w:val="Heading2"/>
       </w:pPr>
       <w:r>
         <w:t xml:space="preserve">All Stats, One Group, Base R</w:t>
@@ -5997,7 +5997,7 @@
     <w:bookmarkStart w:id="54" w:name="Xf43c5d07d843d16643c539a860b3cf5482751cd"/>
     <w:p>
       <w:pPr>
-        <w:pStyle w:val="Heading1"/>
+        <w:pStyle w:val="Heading2"/>
       </w:pPr>
       <w:r>
         <w:t xml:space="preserve">Part 7 · Tidy Group Stats —</w:t>
@@ -6813,7 +6813,7 @@
     <w:bookmarkStart w:id="57" w:name="grouping-by-more-than-one-variable"/>
     <w:p>
       <w:pPr>
-        <w:pStyle w:val="Heading1"/>
+        <w:pStyle w:val="Heading2"/>
       </w:pPr>
       <w:r>
         <w:t xml:space="preserve">Grouping by More Than One Variable</w:t>
@@ -7475,7 +7475,7 @@
     <w:bookmarkStart w:id="62" w:name="wrap-up"/>
     <w:p>
       <w:pPr>
-        <w:pStyle w:val="Heading1"/>
+        <w:pStyle w:val="Heading2"/>
       </w:pPr>
       <w:r>
         <w:t xml:space="preserve">Wrap-up</w:t>
@@ -8062,7 +8062,7 @@
     <w:bookmarkStart w:id="65" w:name="getting-unstuck"/>
     <w:p>
       <w:pPr>
-        <w:pStyle w:val="Heading1"/>
+        <w:pStyle w:val="Heading2"/>
       </w:pPr>
       <w:r>
         <w:t xml:space="preserve">Getting unstuck</w:t>
